--- a/SEVEN-G/docx/es/plantillas/P04_SEVEN-G_Determinacion_de_intensidad.docx
+++ b/SEVEN-G/docx/es/plantillas/P04_SEVEN-G_Determinacion_de_intensidad.docx
@@ -136,7 +136,7 @@
               <w:pStyle w:val="Celda"/>
             </w:pPr>
             <w:r>
-              <w:t xml:space="preserve">Fernando García · SEACHAD</w:t>
+              <w:t xml:space="preserve">Fernando García Varela</w:t>
             </w:r>
           </w:p>
         </w:tc>
@@ -200,7 +200,7 @@
         <w:t xml:space="preserve">Cada organización que use SEVEN-G es la única responsable de identificar la normativa que le aplica, verificar su vigencia y certificar su propio cumplimiento regulatorio</w:t>
       </w:r>
       <w:r>
-        <w:t xml:space="preserve">, con el asesoramiento cualificado que corresponda. El autor y SEACHAD no asumen responsabilidad alguna por el uso que se haga de este contenido ni por las decisiones que se adopten con él. Los datos, cifras, compañías y casos de los ejemplos son ficticios o ilustrativos.</w:t>
+        <w:t xml:space="preserve">, con el asesoramiento cualificado que corresponda. El autor no asume responsabilidad alguna por el uso que se haga de este contenido ni por las decisiones que se adopten con él. Los datos, cifras, compañías y casos de los ejemplos son ficticios o ilustrativos.</w:t>
       </w:r>
     </w:p>
     <w:p>
@@ -4424,7 +4424,7 @@
       <w:pStyle w:val="Pie"/>
     </w:pPr>
     <w:r>
-      <w:t xml:space="preserve">SEVEN-G · Plantilla P04 · Determinación de intensidad · CC BY 4.0 · Fernando García · SEACHAD · Generada desde la fuente Markdown: no edite la plantilla, rellene una copia.</w:t>
+      <w:t xml:space="preserve">SEVEN-G · Plantilla P04 · Determinación de intensidad · CC BY 4.0 · Fernando García Varela · Generada desde la fuente Markdown: no edite la plantilla, rellene una copia.</w:t>
     </w:r>
     <w:r>
       <w:rPr>

--- a/SEVEN-G/docx/es/plantillas/P04_SEVEN-G_Determinacion_de_intensidad.docx
+++ b/SEVEN-G/docx/es/plantillas/P04_SEVEN-G_Determinacion_de_intensidad.docx
@@ -200,7 +200,7 @@
         <w:t xml:space="preserve">Cada organización que use SEVEN-G es la única responsable de identificar la normativa que le aplica, verificar su vigencia y certificar su propio cumplimiento regulatorio</w:t>
       </w:r>
       <w:r>
-        <w:t xml:space="preserve">, con el asesoramiento cualificado que corresponda. El autor no asume responsabilidad alguna por el uso que se haga de este contenido ni por las decisiones que se adopten con él. Los datos, cifras, compañías y casos de los ejemplos son ficticios o ilustrativos.</w:t>
+        <w:t xml:space="preserve">, con el asesoramiento cualificado que corresponda. Esta metodología es una ayuda genérica y gratuita, compartida con la comunidad para que nadie tenga que empezar desde cero; cada persona u organización puede y debe adaptarla a su propio uso. No debe entenderse que sus partes jurídicamente sensibles hayan sido revisadas por una asesoría jurídica: esas revisiones, para cada empresa o sector, son responsabilidad última de la empresa, el consultor o la organización que la use. Aunque se procura mantenerla al día, alguna norma puede haber cambiado sin que se recoja aquí. En la máxima medida permitida por la ley, el autor no asume responsabilidad alguna por los efectos de su aplicación en ninguna organización ni por su aplicabilidad completa. La metodología no otorga certificación de ningún tipo. El autor no asume responsabilidad alguna por el uso que se haga de este contenido ni por las decisiones que se adopten con él. Los datos, cifras, compañías y casos de los ejemplos son ficticios o ilustrativos.</w:t>
       </w:r>
     </w:p>
     <w:p>
@@ -2214,7 +2214,7 @@
               <w:pStyle w:val="Celda"/>
             </w:pPr>
             <w:r>
-              <w:t xml:space="preserve">Para entidades sujetas a DORA, se consideran las funciones críticas o importantes que la entidad haya identificado.</w:t>
+              <w:t xml:space="preserve">Para entidades sujetas a DORA, se consideran las funciones esenciales o importantes que la entidad haya identificado (terminología oficial de DORA en español).</w:t>
             </w:r>
           </w:p>
         </w:tc>

--- a/SEVEN-G/docx/es/plantillas/P04_SEVEN-G_Determinacion_de_intensidad.docx
+++ b/SEVEN-G/docx/es/plantillas/P04_SEVEN-G_Determinacion_de_intensidad.docx
@@ -80,7 +80,7 @@
               <w:pStyle w:val="Celda"/>
             </w:pPr>
             <w:r>
-              <w:t xml:space="preserve">0.1 (borrador de trabajo)</w:t>
+              <w:t xml:space="preserve">0.2 (borrador de trabajo)</w:t>
             </w:r>
           </w:p>
         </w:tc>
@@ -108,7 +108,7 @@
               <w:pStyle w:val="Celda"/>
             </w:pPr>
             <w:r>
-              <w:t xml:space="preserve">16-09-2026</w:t>
+              <w:t xml:space="preserve">01-10-2026</w:t>
             </w:r>
           </w:p>
         </w:tc>
@@ -2292,7 +2292,16 @@
         <w:t xml:space="preserve">Lite</w:t>
       </w:r>
       <w:r>
-        <w:t xml:space="preserve">.</w:t>
+        <w:t xml:space="preserve">, o </w:t>
+      </w:r>
+      <w:r>
+        <w:rPr>
+          <w:b/>
+        </w:rPr>
+        <w:t xml:space="preserve">Express</w:t>
+      </w:r>
+      <w:r>
+        <w:t xml:space="preserve"> si además se cumple la elegibilidad de la sección 5.1.</w:t>
       </w:r>
     </w:p>
     <w:p>
@@ -2490,7 +2499,7 @@
               <w:pStyle w:val="Celda"/>
             </w:pPr>
             <w:r>
-              <w:t xml:space="preserve">Lite · Enterprise.</w:t>
+              <w:t xml:space="preserve">Express · Lite · Enterprise.</w:t>
             </w:r>
           </w:p>
         </w:tc>
@@ -2637,20 +2646,33 @@
     </w:p>
     <w:p>
       <w:pPr>
-        <w:pStyle w:val="Separador"/>
+        <w:pStyle w:val="Heading2"/>
       </w:pPr>
-    </w:p>
-    <w:p>
-      <w:pPr>
-        <w:pStyle w:val="Heading1"/>
-      </w:pPr>
-      <w:r>
-        <w:t xml:space="preserve">6. Consecuencias de la intensidad</w:t>
-      </w:r>
-    </w:p>
-    <w:p>
-      <w:r>
-        <w:t xml:space="preserve">Referencia: 01 §9.3 y, para verificación y decisión, 01 §7.5.</w:t>
+      <w:r>
+        <w:t xml:space="preserve">5.1 Elegibilidad para Express</w:t>
+      </w:r>
+    </w:p>
+    <w:p>
+      <w:r>
+        <w:t xml:space="preserve">Solo si los ocho criterios Enterprise están en «No». La iniciativa es </w:t>
+      </w:r>
+      <w:r>
+        <w:rPr>
+          <w:b/>
+        </w:rPr>
+        <w:t xml:space="preserve">Express</w:t>
+      </w:r>
+      <w:r>
+        <w:t xml:space="preserve"> cuando las seis condiciones están en «Sí» y la función de riesgos (en compañías pequeñas, la oficina de IA) lo confirma; si no, es </w:t>
+      </w:r>
+      <w:r>
+        <w:rPr>
+          <w:b/>
+        </w:rPr>
+        <w:t xml:space="preserve">Lite</w:t>
+      </w:r>
+      <w:r>
+        <w:t xml:space="preserve"> (01 §9.4).</w:t>
       </w:r>
     </w:p>
     <w:tbl>
@@ -2661,9 +2683,10 @@
         <w:tblLook w:val="04A0" w:firstRow="1" w:lastRow="0" w:firstColumn="0" w:lastColumn="0" w:noHBand="1" w:noVBand="1"/>
       </w:tblPr>
       <w:tblGrid>
-        <w:gridCol w:w="3213"/>
-        <w:gridCol w:w="3213"/>
-        <w:gridCol w:w="3213"/>
+        <w:gridCol w:w="2410"/>
+        <w:gridCol w:w="2410"/>
+        <w:gridCol w:w="2410"/>
+        <w:gridCol w:w="2410"/>
       </w:tblGrid>
       <w:tr>
         <w:trPr>
@@ -2671,7 +2694,7 @@
         </w:trPr>
         <w:tc>
           <w:tcPr>
-            <w:tcW w:w="3213" w:type="dxa"/>
+            <w:tcW w:w="2410" w:type="dxa"/>
             <w:shd w:val="clear" w:color="auto" w:fill="F2DFCE"/>
           </w:tcPr>
           <w:p>
@@ -2682,13 +2705,470 @@
               <w:rPr>
                 <w:b/>
               </w:rPr>
+              <w:t xml:space="preserve">Nº</w:t>
+            </w:r>
+          </w:p>
+        </w:tc>
+        <w:tc>
+          <w:tcPr>
+            <w:tcW w:w="2410" w:type="dxa"/>
+            <w:shd w:val="clear" w:color="auto" w:fill="F2DFCE"/>
+          </w:tcPr>
+          <w:p>
+            <w:pPr>
+              <w:pStyle w:val="Celda"/>
+            </w:pPr>
+            <w:r>
+              <w:rPr>
+                <w:b/>
+              </w:rPr>
+              <w:t xml:space="preserve">Condición</w:t>
+            </w:r>
+          </w:p>
+        </w:tc>
+        <w:tc>
+          <w:tcPr>
+            <w:tcW w:w="2410" w:type="dxa"/>
+            <w:shd w:val="clear" w:color="auto" w:fill="F2DFCE"/>
+          </w:tcPr>
+          <w:p>
+            <w:pPr>
+              <w:pStyle w:val="Celda"/>
+            </w:pPr>
+            <w:r>
+              <w:rPr>
+                <w:b/>
+              </w:rPr>
+              <w:t xml:space="preserve">Respuesta (Sí · No · Pendiente)</w:t>
+            </w:r>
+          </w:p>
+        </w:tc>
+        <w:tc>
+          <w:tcPr>
+            <w:tcW w:w="2410" w:type="dxa"/>
+            <w:shd w:val="clear" w:color="auto" w:fill="F2DFCE"/>
+          </w:tcPr>
+          <w:p>
+            <w:pPr>
+              <w:pStyle w:val="Celda"/>
+            </w:pPr>
+            <w:r>
+              <w:rPr>
+                <w:b/>
+              </w:rPr>
+              <w:t xml:space="preserve">Justificación y fuente</w:t>
+            </w:r>
+          </w:p>
+        </w:tc>
+      </w:tr>
+      <w:tr>
+        <w:tc>
+          <w:tcPr>
+            <w:tcW w:w="2410" w:type="dxa"/>
+          </w:tcPr>
+          <w:p>
+            <w:pPr>
+              <w:pStyle w:val="Celda"/>
+            </w:pPr>
+            <w:r>
+              <w:t xml:space="preserve">E1</w:t>
+            </w:r>
+          </w:p>
+        </w:tc>
+        <w:tc>
+          <w:tcPr>
+            <w:tcW w:w="2410" w:type="dxa"/>
+          </w:tcPr>
+          <w:p>
+            <w:pPr>
+              <w:pStyle w:val="Celda"/>
+            </w:pPr>
+            <w:r>
+              <w:t xml:space="preserve">Uso interno: sin exposición directa a clientes ni a personas externas.</w:t>
+            </w:r>
+          </w:p>
+        </w:tc>
+        <w:tc>
+          <w:tcPr>
+            <w:tcW w:w="2410" w:type="dxa"/>
+          </w:tcPr>
+          <w:p>
+            <w:pPr>
+              <w:pStyle w:val="Celda"/>
+            </w:pPr>
+          </w:p>
+        </w:tc>
+        <w:tc>
+          <w:tcPr>
+            <w:tcW w:w="2410" w:type="dxa"/>
+          </w:tcPr>
+          <w:p>
+            <w:pPr>
+              <w:pStyle w:val="Celda"/>
+            </w:pPr>
+          </w:p>
+        </w:tc>
+      </w:tr>
+      <w:tr>
+        <w:tc>
+          <w:tcPr>
+            <w:tcW w:w="2410" w:type="dxa"/>
+          </w:tcPr>
+          <w:p>
+            <w:pPr>
+              <w:pStyle w:val="Celda"/>
+            </w:pPr>
+            <w:r>
+              <w:t xml:space="preserve">E2</w:t>
+            </w:r>
+          </w:p>
+        </w:tc>
+        <w:tc>
+          <w:tcPr>
+            <w:tcW w:w="2410" w:type="dxa"/>
+          </w:tcPr>
+          <w:p>
+            <w:pPr>
+              <w:pStyle w:val="Celda"/>
+            </w:pPr>
+            <w:r>
+              <w:t xml:space="preserve">Reversible en días, sin efecto residual.</w:t>
+            </w:r>
+          </w:p>
+        </w:tc>
+        <w:tc>
+          <w:tcPr>
+            <w:tcW w:w="2410" w:type="dxa"/>
+          </w:tcPr>
+          <w:p>
+            <w:pPr>
+              <w:pStyle w:val="Celda"/>
+            </w:pPr>
+          </w:p>
+        </w:tc>
+        <w:tc>
+          <w:tcPr>
+            <w:tcW w:w="2410" w:type="dxa"/>
+          </w:tcPr>
+          <w:p>
+            <w:pPr>
+              <w:pStyle w:val="Celda"/>
+            </w:pPr>
+          </w:p>
+        </w:tc>
+      </w:tr>
+      <w:tr>
+        <w:tc>
+          <w:tcPr>
+            <w:tcW w:w="2410" w:type="dxa"/>
+          </w:tcPr>
+          <w:p>
+            <w:pPr>
+              <w:pStyle w:val="Celda"/>
+            </w:pPr>
+            <w:r>
+              <w:t xml:space="preserve">E3</w:t>
+            </w:r>
+          </w:p>
+        </w:tc>
+        <w:tc>
+          <w:tcPr>
+            <w:tcW w:w="2410" w:type="dxa"/>
+          </w:tcPr>
+          <w:p>
+            <w:pPr>
+              <w:pStyle w:val="Celda"/>
+            </w:pPr>
+            <w:r>
+              <w:t xml:space="preserve">Autonomía A0 o A1.</w:t>
+            </w:r>
+          </w:p>
+        </w:tc>
+        <w:tc>
+          <w:tcPr>
+            <w:tcW w:w="2410" w:type="dxa"/>
+          </w:tcPr>
+          <w:p>
+            <w:pPr>
+              <w:pStyle w:val="Celda"/>
+            </w:pPr>
+          </w:p>
+        </w:tc>
+        <w:tc>
+          <w:tcPr>
+            <w:tcW w:w="2410" w:type="dxa"/>
+          </w:tcPr>
+          <w:p>
+            <w:pPr>
+              <w:pStyle w:val="Celda"/>
+            </w:pPr>
+          </w:p>
+        </w:tc>
+      </w:tr>
+      <w:tr>
+        <w:tc>
+          <w:tcPr>
+            <w:tcW w:w="2410" w:type="dxa"/>
+          </w:tcPr>
+          <w:p>
+            <w:pPr>
+              <w:pStyle w:val="Celda"/>
+            </w:pPr>
+            <w:r>
+              <w:t xml:space="preserve">E4</w:t>
+            </w:r>
+          </w:p>
+        </w:tc>
+        <w:tc>
+          <w:tcPr>
+            <w:tcW w:w="2410" w:type="dxa"/>
+          </w:tcPr>
+          <w:p>
+            <w:pPr>
+              <w:pStyle w:val="Celda"/>
+            </w:pPr>
+            <w:r>
+              <w:t xml:space="preserve">Sin categorías especiales de datos ni información confidencial crítica.</w:t>
+            </w:r>
+          </w:p>
+        </w:tc>
+        <w:tc>
+          <w:tcPr>
+            <w:tcW w:w="2410" w:type="dxa"/>
+          </w:tcPr>
+          <w:p>
+            <w:pPr>
+              <w:pStyle w:val="Celda"/>
+            </w:pPr>
+          </w:p>
+        </w:tc>
+        <w:tc>
+          <w:tcPr>
+            <w:tcW w:w="2410" w:type="dxa"/>
+          </w:tcPr>
+          <w:p>
+            <w:pPr>
+              <w:pStyle w:val="Celda"/>
+            </w:pPr>
+          </w:p>
+        </w:tc>
+      </w:tr>
+      <w:tr>
+        <w:tc>
+          <w:tcPr>
+            <w:tcW w:w="2410" w:type="dxa"/>
+          </w:tcPr>
+          <w:p>
+            <w:pPr>
+              <w:pStyle w:val="Celda"/>
+            </w:pPr>
+            <w:r>
+              <w:t xml:space="preserve">E5</w:t>
+            </w:r>
+          </w:p>
+        </w:tc>
+        <w:tc>
+          <w:tcPr>
+            <w:tcW w:w="2410" w:type="dxa"/>
+          </w:tcPr>
+          <w:p>
+            <w:pPr>
+              <w:pStyle w:val="Celda"/>
+            </w:pPr>
+            <w:r>
+              <w:t xml:space="preserve">Inversión más coste anual por debajo del umbral Express aprobado en C2.</w:t>
+            </w:r>
+          </w:p>
+        </w:tc>
+        <w:tc>
+          <w:tcPr>
+            <w:tcW w:w="2410" w:type="dxa"/>
+          </w:tcPr>
+          <w:p>
+            <w:pPr>
+              <w:pStyle w:val="Celda"/>
+            </w:pPr>
+          </w:p>
+        </w:tc>
+        <w:tc>
+          <w:tcPr>
+            <w:tcW w:w="2410" w:type="dxa"/>
+          </w:tcPr>
+          <w:p>
+            <w:pPr>
+              <w:pStyle w:val="Celda"/>
+            </w:pPr>
+          </w:p>
+        </w:tc>
+      </w:tr>
+      <w:tr>
+        <w:tc>
+          <w:tcPr>
+            <w:tcW w:w="2410" w:type="dxa"/>
+          </w:tcPr>
+          <w:p>
+            <w:pPr>
+              <w:pStyle w:val="Celda"/>
+            </w:pPr>
+            <w:r>
+              <w:t xml:space="preserve">E6</w:t>
+            </w:r>
+          </w:p>
+        </w:tc>
+        <w:tc>
+          <w:tcPr>
+            <w:tcW w:w="2410" w:type="dxa"/>
+          </w:tcPr>
+          <w:p>
+            <w:pPr>
+              <w:pStyle w:val="Celda"/>
+            </w:pPr>
+            <w:r>
+              <w:t xml:space="preserve">Si interviene un proveedor de IA, ya está homologado (P55 vigente).</w:t>
+            </w:r>
+          </w:p>
+        </w:tc>
+        <w:tc>
+          <w:tcPr>
+            <w:tcW w:w="2410" w:type="dxa"/>
+          </w:tcPr>
+          <w:p>
+            <w:pPr>
+              <w:pStyle w:val="Celda"/>
+            </w:pPr>
+          </w:p>
+        </w:tc>
+        <w:tc>
+          <w:tcPr>
+            <w:tcW w:w="2410" w:type="dxa"/>
+          </w:tcPr>
+          <w:p>
+            <w:pPr>
+              <w:pStyle w:val="Celda"/>
+            </w:pPr>
+          </w:p>
+        </w:tc>
+      </w:tr>
+      <w:tr>
+        <w:tc>
+          <w:tcPr>
+            <w:tcW w:w="2410" w:type="dxa"/>
+          </w:tcPr>
+          <w:p>
+            <w:pPr>
+              <w:pStyle w:val="Celda"/>
+            </w:pPr>
+          </w:p>
+        </w:tc>
+        <w:tc>
+          <w:tcPr>
+            <w:tcW w:w="2410" w:type="dxa"/>
+          </w:tcPr>
+          <w:p>
+            <w:pPr>
+              <w:pStyle w:val="Celda"/>
+            </w:pPr>
+            <w:r>
+              <w:rPr>
+                <w:b/>
+              </w:rPr>
+              <w:t xml:space="preserve">Confirma la elegibilidad</w:t>
+            </w:r>
+          </w:p>
+        </w:tc>
+        <w:tc>
+          <w:tcPr>
+            <w:tcW w:w="2410" w:type="dxa"/>
+          </w:tcPr>
+          <w:p>
+            <w:pPr>
+              <w:pStyle w:val="Celda"/>
+            </w:pPr>
+            <w:r>
+              <w:t xml:space="preserve">Nombre y rol (función de riesgos u oficina de IA)</w:t>
+            </w:r>
+          </w:p>
+        </w:tc>
+        <w:tc>
+          <w:tcPr>
+            <w:tcW w:w="2410" w:type="dxa"/>
+          </w:tcPr>
+          <w:p>
+            <w:pPr>
+              <w:pStyle w:val="Celda"/>
+            </w:pPr>
+            <w:r>
+              <w:t xml:space="preserve">Fecha</w:t>
+            </w:r>
+          </w:p>
+        </w:tc>
+      </w:tr>
+    </w:tbl>
+    <w:p>
+      <w:pPr>
+        <w:pStyle w:val="Espacio"/>
+      </w:pPr>
+    </w:p>
+    <w:p>
+      <w:r>
+        <w:t xml:space="preserve">Si más adelante deja de cumplirse cualquier condición o aparece un criterio Enterprise, se rellena la sección 7 y la iniciativa pasa a Lite o a Enterprise.</w:t>
+      </w:r>
+    </w:p>
+    <w:p>
+      <w:pPr>
+        <w:pStyle w:val="Separador"/>
+      </w:pPr>
+    </w:p>
+    <w:p>
+      <w:pPr>
+        <w:pStyle w:val="Heading1"/>
+      </w:pPr>
+      <w:r>
+        <w:t xml:space="preserve">6. Consecuencias de la intensidad</w:t>
+      </w:r>
+    </w:p>
+    <w:p>
+      <w:r>
+        <w:t xml:space="preserve">Referencia: 01 §9.3 y, para verificación y decisión, 01 §7.5.</w:t>
+      </w:r>
+    </w:p>
+    <w:tbl>
+      <w:tblPr>
+        <w:tblStyle w:val="TablaSG"/>
+        <w:tblW w:w="5000" w:type="pct"/>
+        <w:tblLayout w:type="autofit"/>
+        <w:tblLook w:val="04A0" w:firstRow="1" w:lastRow="0" w:firstColumn="0" w:lastColumn="0" w:noHBand="1" w:noVBand="1"/>
+      </w:tblPr>
+      <w:tblGrid>
+        <w:gridCol w:w="2410"/>
+        <w:gridCol w:w="2410"/>
+        <w:gridCol w:w="2410"/>
+        <w:gridCol w:w="2410"/>
+      </w:tblGrid>
+      <w:tr>
+        <w:trPr>
+          <w:tblHeader/>
+        </w:trPr>
+        <w:tc>
+          <w:tcPr>
+            <w:tcW w:w="2410" w:type="dxa"/>
+            <w:shd w:val="clear" w:color="auto" w:fill="F2DFCE"/>
+          </w:tcPr>
+          <w:p>
+            <w:pPr>
+              <w:pStyle w:val="Celda"/>
+            </w:pPr>
+            <w:r>
+              <w:rPr>
+                <w:b/>
+              </w:rPr>
               <w:t xml:space="preserve">Aspecto</w:t>
             </w:r>
           </w:p>
         </w:tc>
         <w:tc>
           <w:tcPr>
-            <w:tcW w:w="3213" w:type="dxa"/>
+            <w:tcW w:w="2410" w:type="dxa"/>
             <w:shd w:val="clear" w:color="auto" w:fill="F2DFCE"/>
           </w:tcPr>
           <w:p>
@@ -2699,13 +3179,30 @@
               <w:rPr>
                 <w:b/>
               </w:rPr>
+              <w:t xml:space="preserve">Express</w:t>
+            </w:r>
+          </w:p>
+        </w:tc>
+        <w:tc>
+          <w:tcPr>
+            <w:tcW w:w="2410" w:type="dxa"/>
+            <w:shd w:val="clear" w:color="auto" w:fill="F2DFCE"/>
+          </w:tcPr>
+          <w:p>
+            <w:pPr>
+              <w:pStyle w:val="Celda"/>
+            </w:pPr>
+            <w:r>
+              <w:rPr>
+                <w:b/>
+              </w:rPr>
               <w:t xml:space="preserve">Lite</w:t>
             </w:r>
           </w:p>
         </w:tc>
         <w:tc>
           <w:tcPr>
-            <w:tcW w:w="3213" w:type="dxa"/>
+            <w:tcW w:w="2410" w:type="dxa"/>
             <w:shd w:val="clear" w:color="auto" w:fill="F2DFCE"/>
           </w:tcPr>
           <w:p>
@@ -2724,7 +3221,7 @@
       <w:tr>
         <w:tc>
           <w:tcPr>
-            <w:tcW w:w="3213" w:type="dxa"/>
+            <w:tcW w:w="2410" w:type="dxa"/>
           </w:tcPr>
           <w:p>
             <w:pPr>
@@ -2737,7 +3234,20 @@
         </w:tc>
         <w:tc>
           <w:tcPr>
-            <w:tcW w:w="3213" w:type="dxa"/>
+            <w:tcW w:w="2410" w:type="dxa"/>
+          </w:tcPr>
+          <w:p>
+            <w:pPr>
+              <w:pStyle w:val="Celda"/>
+            </w:pPr>
+            <w:r>
+              <w:t xml:space="preserve">Como Lite; G3 por separado, puede resolverse por escrito</w:t>
+            </w:r>
+          </w:p>
+        </w:tc>
+        <w:tc>
+          <w:tcPr>
+            <w:tcW w:w="2410" w:type="dxa"/>
           </w:tcPr>
           <w:p>
             <w:pPr>
@@ -2750,7 +3260,7 @@
         </w:tc>
         <w:tc>
           <w:tcPr>
-            <w:tcW w:w="3213" w:type="dxa"/>
+            <w:tcW w:w="2410" w:type="dxa"/>
           </w:tcPr>
           <w:p>
             <w:pPr>
@@ -2765,7 +3275,7 @@
       <w:tr>
         <w:tc>
           <w:tcPr>
-            <w:tcW w:w="3213" w:type="dxa"/>
+            <w:tcW w:w="2410" w:type="dxa"/>
           </w:tcPr>
           <w:p>
             <w:pPr>
@@ -2778,7 +3288,20 @@
         </w:tc>
         <w:tc>
           <w:tcPr>
-            <w:tcW w:w="3213" w:type="dxa"/>
+            <w:tcW w:w="2410" w:type="dxa"/>
+          </w:tcPr>
+          <w:p>
+            <w:pPr>
+              <w:pStyle w:val="Celda"/>
+            </w:pPr>
+            <w:r>
+              <w:t xml:space="preserve">Ficha viva (P01 §14) y evidencias referenciadas (21 §4.3)</w:t>
+            </w:r>
+          </w:p>
+        </w:tc>
+        <w:tc>
+          <w:tcPr>
+            <w:tcW w:w="2410" w:type="dxa"/>
           </w:tcPr>
           <w:p>
             <w:pPr>
@@ -2791,7 +3314,7 @@
         </w:tc>
         <w:tc>
           <w:tcPr>
-            <w:tcW w:w="3213" w:type="dxa"/>
+            <w:tcW w:w="2410" w:type="dxa"/>
           </w:tcPr>
           <w:p>
             <w:pPr>
@@ -2806,7 +3329,7 @@
       <w:tr>
         <w:tc>
           <w:tcPr>
-            <w:tcW w:w="3213" w:type="dxa"/>
+            <w:tcW w:w="2410" w:type="dxa"/>
           </w:tcPr>
           <w:p>
             <w:pPr>
@@ -2819,7 +3342,20 @@
         </w:tc>
         <w:tc>
           <w:tcPr>
-            <w:tcW w:w="3213" w:type="dxa"/>
+            <w:tcW w:w="2410" w:type="dxa"/>
+          </w:tcPr>
+          <w:p>
+            <w:pPr>
+              <w:pStyle w:val="Celda"/>
+            </w:pPr>
+            <w:r>
+              <w:t xml:space="preserve">Oficina de IA</w:t>
+            </w:r>
+          </w:p>
+        </w:tc>
+        <w:tc>
+          <w:tcPr>
+            <w:tcW w:w="2410" w:type="dxa"/>
           </w:tcPr>
           <w:p>
             <w:pPr>
@@ -2832,7 +3368,7 @@
         </w:tc>
         <w:tc>
           <w:tcPr>
-            <w:tcW w:w="3213" w:type="dxa"/>
+            <w:tcW w:w="2410" w:type="dxa"/>
           </w:tcPr>
           <w:p>
             <w:pPr>
@@ -2853,7 +3389,7 @@
       <w:tr>
         <w:tc>
           <w:tcPr>
-            <w:tcW w:w="3213" w:type="dxa"/>
+            <w:tcW w:w="2410" w:type="dxa"/>
           </w:tcPr>
           <w:p>
             <w:pPr>
@@ -2866,7 +3402,7 @@
         </w:tc>
         <w:tc>
           <w:tcPr>
-            <w:tcW w:w="3213" w:type="dxa"/>
+            <w:tcW w:w="2410" w:type="dxa"/>
           </w:tcPr>
           <w:p>
             <w:pPr>
@@ -2879,7 +3415,20 @@
         </w:tc>
         <w:tc>
           <w:tcPr>
-            <w:tcW w:w="3213" w:type="dxa"/>
+            <w:tcW w:w="2410" w:type="dxa"/>
+          </w:tcPr>
+          <w:p>
+            <w:pPr>
+              <w:pStyle w:val="Celda"/>
+            </w:pPr>
+            <w:r>
+              <w:t xml:space="preserve">Patrocinador, con conformidad de riesgos en G3, G4 y G5</w:t>
+            </w:r>
+          </w:p>
+        </w:tc>
+        <w:tc>
+          <w:tcPr>
+            <w:tcW w:w="2410" w:type="dxa"/>
           </w:tcPr>
           <w:p>
             <w:pPr>
@@ -2894,7 +3443,7 @@
       <w:tr>
         <w:tc>
           <w:tcPr>
-            <w:tcW w:w="3213" w:type="dxa"/>
+            <w:tcW w:w="2410" w:type="dxa"/>
           </w:tcPr>
           <w:p>
             <w:pPr>
@@ -2907,7 +3456,7 @@
         </w:tc>
         <w:tc>
           <w:tcPr>
-            <w:tcW w:w="3213" w:type="dxa"/>
+            <w:tcW w:w="2410" w:type="dxa"/>
           </w:tcPr>
           <w:p>
             <w:pPr>
@@ -2920,7 +3469,20 @@
         </w:tc>
         <w:tc>
           <w:tcPr>
-            <w:tcW w:w="3213" w:type="dxa"/>
+            <w:tcW w:w="2410" w:type="dxa"/>
+          </w:tcPr>
+          <w:p>
+            <w:pPr>
+              <w:pStyle w:val="Celda"/>
+            </w:pPr>
+            <w:r>
+              <w:t xml:space="preserve">Conformidad de riesgos</w:t>
+            </w:r>
+          </w:p>
+        </w:tc>
+        <w:tc>
+          <w:tcPr>
+            <w:tcW w:w="2410" w:type="dxa"/>
           </w:tcPr>
           <w:p>
             <w:pPr>
@@ -2935,7 +3497,7 @@
       <w:tr>
         <w:tc>
           <w:tcPr>
-            <w:tcW w:w="3213" w:type="dxa"/>
+            <w:tcW w:w="2410" w:type="dxa"/>
           </w:tcPr>
           <w:p>
             <w:pPr>
@@ -2948,7 +3510,20 @@
         </w:tc>
         <w:tc>
           <w:tcPr>
-            <w:tcW w:w="3213" w:type="dxa"/>
+            <w:tcW w:w="2410" w:type="dxa"/>
+          </w:tcPr>
+          <w:p>
+            <w:pPr>
+              <w:pStyle w:val="Celda"/>
+            </w:pPr>
+            <w:r>
+              <w:t xml:space="preserve">Anual</w:t>
+            </w:r>
+          </w:p>
+        </w:tc>
+        <w:tc>
+          <w:tcPr>
+            <w:tcW w:w="2410" w:type="dxa"/>
           </w:tcPr>
           <w:p>
             <w:pPr>
@@ -2961,7 +3536,7 @@
         </w:tc>
         <w:tc>
           <w:tcPr>
-            <w:tcW w:w="3213" w:type="dxa"/>
+            <w:tcW w:w="2410" w:type="dxa"/>
           </w:tcPr>
           <w:p>
             <w:pPr>
@@ -2976,7 +3551,7 @@
       <w:tr>
         <w:tc>
           <w:tcPr>
-            <w:tcW w:w="3213" w:type="dxa"/>
+            <w:tcW w:w="2410" w:type="dxa"/>
           </w:tcPr>
           <w:p>
             <w:pPr>
@@ -2989,7 +3564,7 @@
         </w:tc>
         <w:tc>
           <w:tcPr>
-            <w:tcW w:w="3213" w:type="dxa"/>
+            <w:tcW w:w="2410" w:type="dxa"/>
           </w:tcPr>
           <w:p>
             <w:pPr>
@@ -3002,7 +3577,20 @@
         </w:tc>
         <w:tc>
           <w:tcPr>
-            <w:tcW w:w="3213" w:type="dxa"/>
+            <w:tcW w:w="2410" w:type="dxa"/>
+          </w:tcPr>
+          <w:p>
+            <w:pPr>
+              <w:pStyle w:val="Celda"/>
+            </w:pPr>
+            <w:r>
+              <w:t xml:space="preserve">Panel del consejo agregado</w:t>
+            </w:r>
+          </w:p>
+        </w:tc>
+        <w:tc>
+          <w:tcPr>
+            <w:tcW w:w="2410" w:type="dxa"/>
           </w:tcPr>
           <w:p>
             <w:pPr>
@@ -4398,6 +4986,47 @@
             </w:r>
             <w:r>
               <w:t xml:space="preserve">: se rellena también en Lite, que es cuando se registra el paso a Enterprise.</w:t>
+            </w:r>
+          </w:p>
+        </w:tc>
+      </w:tr>
+      <w:tr>
+        <w:tc>
+          <w:tcPr>
+            <w:tcW w:w="3213" w:type="dxa"/>
+          </w:tcPr>
+          <w:p>
+            <w:pPr>
+              <w:pStyle w:val="Celda"/>
+            </w:pPr>
+            <w:r>
+              <w:t xml:space="preserve">0.2</w:t>
+            </w:r>
+          </w:p>
+        </w:tc>
+        <w:tc>
+          <w:tcPr>
+            <w:tcW w:w="3213" w:type="dxa"/>
+          </w:tcPr>
+          <w:p>
+            <w:pPr>
+              <w:pStyle w:val="Celda"/>
+            </w:pPr>
+            <w:r>
+              <w:t xml:space="preserve">01-10-2026</w:t>
+            </w:r>
+          </w:p>
+        </w:tc>
+        <w:tc>
+          <w:tcPr>
+            <w:tcW w:w="3213" w:type="dxa"/>
+          </w:tcPr>
+          <w:p>
+            <w:pPr>
+              <w:pStyle w:val="Celda"/>
+            </w:pPr>
+            <w:r>
+              <w:t xml:space="preserve">Intensidad Express: sección 5.1 de elegibilidad (seis condiciones y confirmación) y columna Express en las consecuencias.</w:t>
             </w:r>
           </w:p>
         </w:tc>
